--- a/Job Hunt 2026/2026-09-16 - HVAC Employer (not named in posting) - HVAC Service Technician/Joshua_Chappell_Resume_HVAC.docx
+++ b/Job Hunt 2026/2026-09-16 - HVAC Employer (not named in posting) - HVAC Service Technician/Joshua_Chappell_Resume_HVAC.docx
@@ -31,9 +31,9 @@
           <w:sz w:val="24"/>
           <w:szCs w:val="24"/>
         </w:rPr>
-        <w:t xml:space="preserve">Mesa, AZ  •  480-586-7959  •  </w:t>
-      </w:r>
-      <w:hyperlink w:history="1" r:id="rIdaqn6-ywbmb7qqlle_s_5_">
+        <w:t xml:space="preserve">Mesa, AZ • 480-586-7959 • </w:t>
+      </w:r>
+      <w:hyperlink w:history="1" r:id="rIdkcfemvwzgbwrihltd3b-w">
         <w:r>
           <w:rPr>
             <w:rFonts w:ascii="Calibri" w:cs="Calibri" w:eastAsia="Calibri" w:hAnsi="Calibri"/>
@@ -114,7 +114,7 @@
           <w:sz w:val="22"/>
           <w:szCs w:val="22"/>
         </w:rPr>
-        <w:t xml:space="preserve">	Glendale, AZ  |  Sep 2019 - Present</w:t>
+        <w:t xml:space="preserve">	Glendale, AZ | Sep 2019 - Present</w:t>
       </w:r>
     </w:p>
     <w:p>
@@ -243,7 +243,7 @@
           <w:sz w:val="22"/>
           <w:szCs w:val="22"/>
         </w:rPr>
-        <w:t xml:space="preserve">	Mesa, AZ  |  2025 - Present</w:t>
+        <w:t xml:space="preserve">	Mesa, AZ | 2025 - Present</w:t>
       </w:r>
     </w:p>
     <w:p>
@@ -349,7 +349,7 @@
           <w:sz w:val="22"/>
           <w:szCs w:val="22"/>
         </w:rPr>
-        <w:t xml:space="preserve">	Queen Creek, AZ  |  Aug 2018 - Aug 2020</w:t>
+        <w:t xml:space="preserve">	Queen Creek, AZ | Aug 2018 - Aug 2020</w:t>
       </w:r>
     </w:p>
     <w:p>
@@ -455,7 +455,7 @@
           <w:sz w:val="22"/>
           <w:szCs w:val="22"/>
         </w:rPr>
-        <w:t xml:space="preserve">	Phoenix, AZ  |  Oct 2021 - Oct 2023</w:t>
+        <w:t xml:space="preserve">	Phoenix, AZ | Oct 2021 - Oct 2023</w:t>
       </w:r>
     </w:p>
     <w:p>
@@ -535,7 +535,7 @@
           <w:sz w:val="24"/>
           <w:szCs w:val="24"/>
         </w:rPr>
-        <w:t xml:space="preserve">Customer Service and Jobsite Professionalism  •  Independent Field Work  •  Technical Troubleshooting  •  Equipment Maintenance and Inventory Control  •  Ladders, Attics, Roofs, and Crawl Spaces  •  Lifting 50–75 lbs  •  Valid Driver License and Clean Driving Record  •  Scheduling and Route Planning  •  Training and Assisting Teammates  •  Excel and Google Sheets</w:t>
+        <w:t xml:space="preserve">Customer Service and Jobsite Professionalism • Independent Field Work • Technical Troubleshooting • Equipment Maintenance and Inventory Control • Ladders, Attics, Roofs, and Crawl Spaces • Lifting 50–75 lbs • Valid Driver License and Clean Driving Record • Scheduling and Route Planning • Training and Assisting Teammates • Excel and Google Sheets</w:t>
       </w:r>
     </w:p>
     <w:p>
@@ -812,7 +812,7 @@
     <w:lvl w:ilvl="0" w:tentative="1">
       <w:start w:val="1"/>
       <w:numFmt w:val="bullet"/>
-      <w:lvlText w:val="▪"/>
+      <w:lvlText w:val="•"/>
       <w:lvlJc w:val="left"/>
       <w:pPr>
         <w:ind w:left="280" w:hanging="280"/>
